--- a/data/outputs/v2/Maths/SS2.4_Surface_Area_and_Volume_of_Solids/Mathematics_Surface_Area_and_Volume_of_Solids_SummaryTable.docx
+++ b/data/outputs/v2/Maths/SS2.4_Surface_Area_and_Volume_of_Solids/Mathematics_Surface_Area_and_Volume_of_Solids_SummaryTable.docx
@@ -38,6 +38,177 @@
           <w:szCs w:val="22"/>
         </w:rPr>
         <w:t xml:space="preserve">Sub-Strand 2.4: Surface Area and Volume of Solids — Teacher Reference (Pre-filled)</w:t>
+      </w:r>
+    </w:p>
+    <w:p>
+      <w:pPr>
+        <w:spacing w:after="80" w:before="120"/>
+      </w:pPr>
+      <w:r>
+        <w:rPr>
+          <w:rFonts w:ascii="Arial" w:cs="Arial" w:eastAsia="Arial" w:hAnsi="Arial"/>
+          <w:b/>
+          <w:bCs/>
+          <w:color w:val="1F3864"/>
+          <w:sz w:val="20"/>
+          <w:szCs w:val="20"/>
+        </w:rPr>
+        <w:t xml:space="preserve">ATTRIBUTION AND LICENSING</w:t>
+      </w:r>
+    </w:p>
+    <w:p>
+      <w:pPr>
+        <w:spacing w:after="60" w:before="0"/>
+      </w:pPr>
+      <w:r>
+        <w:rPr>
+          <w:rFonts w:ascii="Arial" w:cs="Arial" w:eastAsia="Arial" w:hAnsi="Arial"/>
+          <w:b/>
+          <w:bCs/>
+          <w:sz w:val="17"/>
+          <w:szCs w:val="17"/>
+        </w:rPr>
+        <w:t xml:space="preserve">Curriculum Alignment: </w:t>
+      </w:r>
+      <w:r>
+        <w:rPr>
+          <w:rFonts w:ascii="Arial" w:cs="Arial" w:eastAsia="Arial" w:hAnsi="Arial"/>
+          <w:sz w:val="17"/>
+          <w:szCs w:val="17"/>
+        </w:rPr>
+        <w:t xml:space="preserve">Structured in pedagogical alignment with the competence-based curriculum format and learning outcomes established by the Kenya Institute of Curriculum Development (KICD). This material is independently developed and is not officially endorsed or published by KICD.</w:t>
+      </w:r>
+    </w:p>
+    <w:p>
+      <w:pPr>
+        <w:spacing w:after="60" w:before="0"/>
+      </w:pPr>
+      <w:r>
+        <w:rPr>
+          <w:rFonts w:ascii="Arial" w:cs="Arial" w:eastAsia="Arial" w:hAnsi="Arial"/>
+          <w:b/>
+          <w:bCs/>
+          <w:sz w:val="17"/>
+          <w:szCs w:val="17"/>
+        </w:rPr>
+        <w:t xml:space="preserve">Content &amp; Pedagogy: </w:t>
+      </w:r>
+      <w:r>
+        <w:rPr>
+          <w:rFonts w:ascii="Arial" w:cs="Arial" w:eastAsia="Arial" w:hAnsi="Arial"/>
+          <w:sz w:val="17"/>
+          <w:szCs w:val="17"/>
+        </w:rPr>
+        <w:t xml:space="preserve">Developed and adapted by the educator team at SeaVuria (registered 501(c)(3) in the United States and registered NGO in Kenya, No. 872-850A-BF11), who designed the pedagogical framework, lesson templates and exemplar lessons on which this material is based.</w:t>
+      </w:r>
+    </w:p>
+    <w:p>
+      <w:pPr>
+        <w:spacing w:after="60" w:before="0"/>
+      </w:pPr>
+      <w:r>
+        <w:rPr>
+          <w:rFonts w:ascii="Arial" w:cs="Arial" w:eastAsia="Arial" w:hAnsi="Arial"/>
+          <w:b/>
+          <w:bCs/>
+          <w:sz w:val="17"/>
+          <w:szCs w:val="17"/>
+        </w:rPr>
+        <w:t xml:space="preserve">Production &amp; Layout: </w:t>
+      </w:r>
+      <w:r>
+        <w:rPr>
+          <w:rFonts w:ascii="Arial" w:cs="Arial" w:eastAsia="Arial" w:hAnsi="Arial"/>
+          <w:sz w:val="17"/>
+          <w:szCs w:val="17"/>
+        </w:rPr>
+        <w:t xml:space="preserve">Educational design and curriculum sequencing by SeaVuria. Technical layout, structural formatting, and digital optimization/implementation executed in partnership with ARES Education (registered 501(c)(3) in the United States and Canada (as Afretech Aid) and registered NGO in Kenya), with lesson drafting and compilation assisted by AI (Claude, Anthropic).</w:t>
+      </w:r>
+    </w:p>
+    <w:p>
+      <w:pPr>
+        <w:pBdr>
+          <w:bottom w:val="single" w:color="1F3864" w:sz="6" w:space="6"/>
+        </w:pBdr>
+        <w:spacing w:after="60" w:before="0"/>
+      </w:pPr>
+      <w:r>
+        <w:rPr>
+          <w:rFonts w:ascii="Arial" w:cs="Arial" w:eastAsia="Arial" w:hAnsi="Arial"/>
+          <w:b/>
+          <w:bCs/>
+          <w:sz w:val="17"/>
+          <w:szCs w:val="17"/>
+        </w:rPr>
+        <w:t xml:space="preserve">Licensing &amp; Copyright: </w:t>
+      </w:r>
+      <w:r>
+        <w:rPr>
+          <w:rFonts w:ascii="Arial" w:cs="Arial" w:eastAsia="Arial" w:hAnsi="Arial"/>
+          <w:sz w:val="17"/>
+          <w:szCs w:val="17"/>
+        </w:rPr>
+        <w:t xml:space="preserve">© 2026 SeaVuria and ARES. This work is licensed under a </w:t>
+      </w:r>
+      <w:hyperlink w:history="1" r:id="rIdzi6hmrmqtaykiurppqrwv">
+        <w:r>
+          <w:rPr>
+            <w:rFonts w:ascii="Arial" w:cs="Arial" w:eastAsia="Arial" w:hAnsi="Arial"/>
+            <w:color w:val="1F6B75"/>
+            <w:sz w:val="17"/>
+            <w:szCs w:val="17"/>
+            <w:u w:val="single" w:color="1F6B75"/>
+          </w:rPr>
+          <w:t xml:space="preserve">Creative Commons Attribution-NonCommercial 4.0 International License</w:t>
+        </w:r>
+      </w:hyperlink>
+      <w:r>
+        <w:rPr>
+          <w:rFonts w:ascii="Arial" w:cs="Arial" w:eastAsia="Arial" w:hAnsi="Arial"/>
+          <w:sz w:val="17"/>
+          <w:szCs w:val="17"/>
+        </w:rPr>
+        <w:t xml:space="preserve"> (</w:t>
+      </w:r>
+      <w:hyperlink w:history="1" r:id="rIdvk3wpsaebaz1orjfy-4zi">
+        <w:r>
+          <w:rPr>
+            <w:rFonts w:ascii="Arial" w:cs="Arial" w:eastAsia="Arial" w:hAnsi="Arial"/>
+            <w:color w:val="1F6B75"/>
+            <w:sz w:val="17"/>
+            <w:szCs w:val="17"/>
+            <w:u w:val="single" w:color="1F6B75"/>
+          </w:rPr>
+          <w:t xml:space="preserve">CC BY-NC 4.0</w:t>
+        </w:r>
+      </w:hyperlink>
+      <w:r>
+        <w:rPr>
+          <w:rFonts w:ascii="Arial" w:cs="Arial" w:eastAsia="Arial" w:hAnsi="Arial"/>
+          <w:sz w:val="17"/>
+          <w:szCs w:val="17"/>
+        </w:rPr>
+        <w:t xml:space="preserve">). To view a copy of this license, visit </w:t>
+      </w:r>
+      <w:hyperlink w:history="1" r:id="rIdtawdsppv0jmhusuk5m-cn">
+        <w:r>
+          <w:rPr>
+            <w:rFonts w:ascii="Arial" w:cs="Arial" w:eastAsia="Arial" w:hAnsi="Arial"/>
+            <w:color w:val="1F6B75"/>
+            <w:sz w:val="17"/>
+            <w:szCs w:val="17"/>
+            <w:u w:val="single" w:color="1F6B75"/>
+          </w:rPr>
+          <w:t xml:space="preserve">https://creativecommons.org/licenses/by-nc/4.0/</w:t>
+        </w:r>
+      </w:hyperlink>
+      <w:r>
+        <w:rPr>
+          <w:rFonts w:ascii="Arial" w:cs="Arial" w:eastAsia="Arial" w:hAnsi="Arial"/>
+          <w:sz w:val="17"/>
+          <w:szCs w:val="17"/>
+        </w:rPr>
+        <w:t xml:space="preserve">. You are free to copy, redistribute, and adapt this material in any medium or format, provided appropriate credit is given and the material is not used for commercial purposes. KICD learning outcomes and curriculum designations reproduced here for alignment purposes remain the property of KICD and are not covered by this license. Linked external resources (e.g. CK-12, Khan Academy, PhET) are subject to their own licenses.</w:t>
       </w:r>
     </w:p>
     <w:p>

--- a/data/outputs/v2/Maths/SS2.4_Surface_Area_and_Volume_of_Solids/Mathematics_Surface_Area_and_Volume_of_Solids_SummaryTable.docx
+++ b/data/outputs/v2/Maths/SS2.4_Surface_Area_and_Volume_of_Solids/Mathematics_Surface_Area_and_Volume_of_Solids_SummaryTable.docx
@@ -564,7 +564,7 @@
                 <w:sz w:val="18"/>
                 <w:szCs w:val="18"/>
               </w:rPr>
-              <w:t xml:space="preserve">Learners examined physical or drawn nets of rectangular prisms (e.g., a cereal box or brick), triangular prisms, and square-based pyramids. They unfolded (or sketched) each net, labelled every face, and measured/recorded the dimensions of each face. They observed that every face of a prism is a rectangle or triangle, that opposite faces of a rectangular prism are congruent, and that a square pyramid has one square base and four congruent triangular lateral faces. They also observed that the total surface area equals the combined area of all faces in the net.</w:t>
+              <w:t xml:space="preserve">Learners folded and unfolded pre-printed nets of a rectangular prism (a water trough), a triangular prism (a roof support beam), and a square-based pyramid (a decorative roof cap) — all modelled as flat metal sheets from the Kisumu factory. They measured and summed individual face areas to estimate total surface area before seeing any formula.</w:t>
             </w:r>
           </w:p>
         </w:tc>
@@ -596,7 +596,7 @@
                 <w:sz w:val="18"/>
                 <w:szCs w:val="18"/>
               </w:rPr>
-              <w:t xml:space="preserve">Learners derived and applied three formulae: (1) Rectangular prism: SA = 2(lw + lh + wh); (2) Triangular prism: SA = bh_triangle + (a + b + c)l, where the first term is twice the triangular base area and the second term is the lateral area; (3) Square pyramid: SA = b² + 2bl_slant, where b is the base side length and l_slant is the slant height of each triangular face. They learned that slant height ≠ vertical height, and that the slant height is found using the Pythagorean theorem: l = √(h² + (b/2)²). TEACHER NOTE: Emphasise the distinction between slant height and vertical height here — it recurs in every subsequent lesson on cones and frustums.</w:t>
+              <w:t xml:space="preserve">Learners derived and applied the surface area formulae for rectangular prisms (SA = 2(lw + lh + wh)), triangular prisms (SA = bh + (a+b+c)l), and square-based pyramids (SA = l² + 2ls). They connected each algebraic term to a specific face of the net, and applied formulae to calculate the metal sheet needed for factory products.</w:t>
             </w:r>
           </w:p>
         </w:tc>
@@ -628,7 +628,7 @@
                 <w:sz w:val="18"/>
                 <w:szCs w:val="18"/>
               </w:rPr>
-              <w:t xml:space="preserve">The shape of a solid determines its surface area because each face contributes a calculable area to the total. For the anchoring phenomenon (designing Kenyan packaging and buildings), a rectangular prism-shaped maize flour bag requires material equal to 2(lw + lh + wh); reducing any dimension directly reduces material cost. A square-pyramid roof over a square room requires sheeting equal to b² + 2bl_slant — so a steeper roof (larger slant height) demands more roofing iron sheets. Learners explained why a manufacturer in Eldoret would calculate surface area before ordering sheet metal or cardboard: to avoid waste and control cost.</w:t>
+              <w:t xml:space="preserve">The total surface area of a prism or pyramid is the sum of the areas of all its faces, which can be found by unfolding the solid into a flat net. Different solid shapes — even if they enclose the same volume — can have very different surface areas. This is why the frustum tank in Kisumu uses less metal sheet than the cylinder-hemisphere tank despite holding the same 5,000 litres of water.</w:t>
             </w:r>
           </w:p>
         </w:tc>
@@ -713,7 +713,7 @@
                 <w:sz w:val="18"/>
                 <w:szCs w:val="18"/>
               </w:rPr>
-              <w:t xml:space="preserve">Learners observed a physical cone (e.g., a paper ice-cream cone or a party hat) and a sphere (e.g., a football or orange). They cut and unrolled the cone's lateral surface to reveal a sector of a circle, noting that the arc length of the sector equals the circumference of the cone's base. For the sphere, they observed a demonstration (or video) in which an orange peel was flattened to show it covers approximately four times the area of a circle with the same radius. They recorded: cone has one circular base and one curved lateral face; sphere has no flat faces.</w:t>
+              <w:t xml:space="preserve">Learners unfolded a cone net and observed that the curved lateral surface is a sector of a circle. They measured the slant height and identified that the arc length of the sector equals the circumference of the cone's base. They also observed an orange peel laid flat over four circles of equal radius to the orange's cross-section.</w:t>
             </w:r>
           </w:p>
         </w:tc>
@@ -745,7 +745,7 @@
                 <w:sz w:val="18"/>
                 <w:szCs w:val="18"/>
               </w:rPr>
-              <w:t xml:space="preserve">Learners learned two key formulae: (1) Total surface area of a cone: SA = πr² + πrl = πr(r + l), where r is the base radius and l is the slant height — NOT the vertical height. (2) Surface area of a sphere: SA = 4πr². They also derived l from vertical height h using l = √(h² + r²). TEACHER NOTE: A common error is substituting the vertical height h in place of slant height l. Anticipate this misconception explicitly — ask learners to identify both h and l on a diagram before any calculation.</w:t>
+              <w:t xml:space="preserve">The total surface area of a cone is SA = πr(r + l), where r is the base radius and l is the slant height (not the vertical height). The surface area of a sphere is SA = 4πr², covering the entire curved surface with no flat face. For the same base radius and height, a cone has a smaller total surface area than a cylinder.</w:t>
             </w:r>
           </w:p>
         </w:tc>
@@ -777,7 +777,7 @@
                 <w:sz w:val="18"/>
                 <w:szCs w:val="18"/>
               </w:rPr>
-              <w:t xml:space="preserve">A conical roof on a Kenyan banda (thatched hut) or a conical metal funnel requires material equal to πrl for the curved surface, plus πr² if the base is to be covered. A spherical water storage tank (e.g., elevated tanks seen along Mombasa Road) requires painting material equal to 4πr². Because the sphere's surface area grows as r², doubling the radius quadruples the paint required — a critical cost-planning insight for manufacturers and civil engineers. This lesson directly advances the driving question by connecting shape geometry to material quantity.</w:t>
+              <w:t xml:space="preserve">The cone surface area formula comes from adding the area of the circular base (πr²) to the lateral surface area derived from the sector (πrl), giving πr(r + l). The sphere formula (4πr²) was derived intuitively from the orange peel activity and confirmed mathematically. These formulae explain why curved solids can enclose or cover space differently from flat-faced solids — a key piece of evidence for understanding why the Kisumu tank manufacturer can use different amounts of metal sheet for tanks of the same volume depending on their shape.</w:t>
             </w:r>
           </w:p>
         </w:tc>
@@ -862,7 +862,7 @@
                 <w:sz w:val="18"/>
                 <w:szCs w:val="18"/>
               </w:rPr>
-              <w:t xml:space="preserve">Learners observed a frustum of a cone — a truncated cone — created by horizontally slicing the top off a conical model (or examining a bucket/water tank). They identified the two circular faces (large base radius R and small top radius r) and the curved lateral surface. They observed that the lateral surface, when unrolled, forms a sector of an annulus (a strip of a circular ring), and recorded that the frustum has three distinct surface regions: bottom circle, top circle, and curved lateral band.</w:t>
+              <w:t xml:space="preserve">Learners watched a video showing how a frustum is formed by cutting a cone parallel to its base, and observed the step-by-step derivation of the curved surface area formula πl(R + r) and the total surface area formula SA = π(R² + r²) + π(R + r)l, pausing at three key moments to sketch, label, and record the formula.</w:t>
             </w:r>
           </w:p>
         </w:tc>
@@ -894,7 +894,7 @@
                 <w:sz w:val="18"/>
                 <w:szCs w:val="18"/>
               </w:rPr>
-              <w:t xml:space="preserve">Learners derived and applied the total surface area formula for a frustum of a cone: SA = πR² + πr² + π(R + r)l, where l is the slant height of the frustum given by l = √(h² + (R − r)²). The derivation proceeds by computing the lateral surface area of the large cone minus the lateral surface area of the removed small cone, using similar-triangle proportions to relate their slant heights. TEACHER NOTE: Walk learners through the similar-triangle derivation step by step — the proportional reasoning used here (R/r = L/l_small) is a high-value skill that reappears in Lesson 7 (volume of frustums of a cone).</w:t>
+              <w:t xml:space="preserve">Learners learned that a frustum of a cone has two circular faces (radii R and r) and a curved lateral surface, and that its total surface area is calculated using SA = π(R² + r²) + π(R + r)l; they applied this formula to calculate that the Kisumu frustum-shaped water tank has a total surface area of approximately 7.03 m², costing approximately Ksh 5,975 in metal sheet.</w:t>
             </w:r>
           </w:p>
         </w:tc>
@@ -926,7 +926,7 @@
                 <w:sz w:val="18"/>
                 <w:szCs w:val="18"/>
               </w:rPr>
-              <w:t xml:space="preserve">Conical frustums are extremely common in Kenyan daily life: metal buckets, plastic basins, grain storage silos, and the frustum-shaped charcoal jikos (stoves) all approximate frustum geometry. Calculating SA = πR² + πr² + π(R + r)l tells a metalworker in Kamuthe market exactly how much sheet metal to cut for a jiko or bucket, minimising waste. Learners explained that the difference between R and r (how 'tapered' the frustum is) directly affects the lateral surface area, connecting shape design to material efficiency.</w:t>
+              <w:t xml:space="preserve">Learners explained why the frustum-shaped tank in the anchoring phenomenon uses less metal sheet than the composite cylinder-hemisphere tank by comparing their calculated surface areas, and justified — in the role of a Kisumu tank manufacturer — which shape they would choose to produce based on cost and material efficiency evidence.</w:t>
             </w:r>
           </w:p>
         </w:tc>
@@ -1011,7 +1011,7 @@
                 <w:sz w:val="18"/>
                 <w:szCs w:val="18"/>
               </w:rPr>
-              <w:t xml:space="preserve">Learners observed a physical or drawn model of a frustum of a square pyramid (a truncated pyramid with a larger square base of side a and a smaller square top of side b). They unfolded its net and identified: one large square base (area a²), one small square top (area b²), and four congruent trapezoidal lateral faces. They measured and recorded all dimensions, noting that each trapezoidal face has parallel sides a and b and a slant height l_f.</w:t>
+              <w:t xml:space="preserve">Learners watched a YouTube video on the surface area of a frustum of a pyramid, pausing to annotate a three-column observation worksheet identifying the net components (two square/rectangular faces and four trapezoidal lateral faces) and the steps used to assemble the surface area formula.</w:t>
             </w:r>
           </w:p>
         </w:tc>
@@ -1043,7 +1043,7 @@
                 <w:sz w:val="18"/>
                 <w:szCs w:val="18"/>
               </w:rPr>
-              <w:t xml:space="preserve">Learners derived the surface area formula for a frustum of a square pyramid: SA = a² + b² + 2l_f(a + b), where l_f is the slant height of each trapezoidal face, found using l_f = √(h² + ((a − b)/2)²). The derivation proceeds by decomposing the net: two square faces + four trapezoids. Area of one trapezoid = ½(a + b) × l_f, so four trapezoids contribute 4 × ½(a + b) × l_f = 2l_f(a + b). TEACHER NOTE: Insist learners sketch and label the net before writing any formula — spatial decomposition is the core skill. Confirm that learners are computing l_f correctly and not confusing it with the pyramid's vertical height.</w:t>
+              <w:t xml:space="preserve">Learners derived the surface area formula for a frustum of a square pyramid — SA = a² + b² + 2l(a + b) — by decomposing the solid into its net, calculating the area of each face type, and summing them. They applied this formula to calculate the sheet metal required for a frustum-shaped grain store in Kitale.</w:t>
             </w:r>
           </w:p>
         </w:tc>
@@ -1075,7 +1075,7 @@
                 <w:sz w:val="18"/>
                 <w:szCs w:val="18"/>
               </w:rPr>
-              <w:t xml:space="preserve">Frustums of pyramids appear in real Kenyan construction contexts: the truncated pyramid shape is used in some traditional granary roofs, decorative architectural elements, and in engineering structures. A construction engineer calculating the amount of roofing or cladding material for a frustum-shaped pavilion top in Nairobi's Uhuru Park would use SA = a² + b² + 2l_f(a + b). Learners explained that increasing the taper (making a and b more different) increases the lateral surface area, meaning more material is needed — a direct answer to the driving question.</w:t>
+              <w:t xml:space="preserve">Learners explained, using their derived formula and their cumulative solid model, how the slant height and the top and bottom base lengths of a frustum of a pyramid independently determine its surface area — regardless of the volume enclosed — connecting this insight to the anchoring phenomenon of the Kisumu tank manufacturer's choice of shape to minimise material cost.</w:t>
             </w:r>
           </w:p>
         </w:tc>
@@ -1160,7 +1160,7 @@
                 <w:sz w:val="18"/>
                 <w:szCs w:val="18"/>
               </w:rPr>
-              <w:t xml:space="preserve">Learners observed a composite solid — a cylinder topped with a hemisphere (modelling a common Kenyan water storage tank, as seen in rural homes and schools). They identified which surfaces are exposed (the cylinder's lateral surface, the cylinder's bottom circular base, and the hemisphere's curved surface) and which surface is internal/hidden (the flat circle shared between the cylinder top and hemisphere base). They recorded all relevant dimensions and noted that the shared face must be excluded from the surface area calculation.</w:t>
+              <w:t xml:space="preserve">Learners watched a video demonstration of the three-step composite surface area strategy (identify components, subtract hidden faces, sum exposed surfaces) and examined a labelled diagram of a Kericho tea canister (cylinder + cone) to identify which faces are exposed and which are hidden at the joint.</w:t>
             </w:r>
           </w:p>
         </w:tc>
@@ -1192,7 +1192,7 @@
                 <w:sz w:val="18"/>
                 <w:szCs w:val="18"/>
               </w:rPr>
-              <w:t xml:space="preserve">Learners learned the principle: SA of a composite solid = sum of the surface areas of component parts − 2 × area of each shared/hidden face. For the cylinder-hemisphere tank with cylinder radius r and height h_c: SA = (2πr·h_c + πr²) + (2πr²) − πr² = 2πrh_c + 2πr². Substituting r = 0.9 m and h_c = 1.0 m gives SA ≈ 5.12π ≈ 16.09 m². TEACHER NOTE: The most common error is either adding the shared face twice or forgetting to subtract it at all. Use a colour-coded diagram to make visible which faces are 'open to the outside' versus 'sealed inside.' Reinforce that only exposed surfaces require material.</w:t>
+              <w:t xml:space="preserve">Learners calculated that the cylinder-hemisphere water tank has a total exposed surface area of approximately 16.09 m² (5.12π m²), which is measurably larger than the frustum tank's surface area computed in Lessons 3–4 — even though both tanks hold exactly 5,000 litres of water. They learned that the composite surface area equals the sum of all component surface areas minus twice the area of each shared (hidden) face at a junction.</w:t>
             </w:r>
           </w:p>
         </w:tc>
@@ -1224,7 +1224,7 @@
                 <w:sz w:val="18"/>
                 <w:szCs w:val="18"/>
               </w:rPr>
-              <w:t xml:space="preserve">Real Kenyan water tanks (e.g., Polytank or fabricated steel tanks installed by NGOs in Turkana County) often combine cylindrical and hemispherical sections for structural strength and volume efficiency. A technician ordering fibreglass or galvanised steel sheet for such a tank must calculate only the exposed surface area — adding the hemisphere's curve and the cylinder's body while excluding the internal join. This lesson completes the surface area block of the driving question, showing that even complex real-world shapes are solved by decomposition into known solids.</w:t>
+              <w:t xml:space="preserve">Learners explained — using their Comparison Table and annotated cumulative model — that the frustum tank uses less metal sheet than the cylinder-hemisphere tank because its shape produces a smaller total surface area for the same enclosed volume, providing direct mathematical evidence to answer the driving question about why the Kisumu factory's frustum tank is more material-efficient.</w:t>
             </w:r>
           </w:p>
         </w:tc>
@@ -1309,7 +1309,7 @@
                 <w:sz w:val="18"/>
                 <w:szCs w:val="18"/>
               </w:rPr>
-              <w:t xml:space="preserve">Learners observed a hands-on or demonstrated filling experiment: a conical container and a cylindrical container of equal base radius and equal height were filled with sand or water. It took exactly three full cones to fill the cylinder, establishing V_cone = ⅓ V_cylinder. Similarly, a pyramid-to-prism filling experiment (or video demonstration) confirmed V_pyramid = ⅓ V_prism. Learners recorded all volumes and dimensions and noted the 1:3 relationship between pyramid/cone and their corresponding prism/cylinder.</w:t>
+              <w:t xml:space="preserve">Learners observed that filling a cone with sand and pouring it into a cylinder of equal base and height requires exactly 3 cones to fill the cylinder — providing concrete, physical evidence that the volume of a cone is one-third the volume of its corresponding cylinder. They also observed labelled diagrams of two grain stores (a rectangular prism and a cone) in Kitale, Trans-Nzoia County, with identical base widths and heights.</w:t>
             </w:r>
           </w:p>
         </w:tc>
@@ -1341,7 +1341,7 @@
                 <w:sz w:val="18"/>
                 <w:szCs w:val="18"/>
               </w:rPr>
-              <w:t xml:space="preserve">Learners learned and applied four volume formulae: (1) Prism/Cylinder: V = A_base × h (for cylinders: V = πr²h); (2) Pyramid/Cone: V = ⅓ × A_base × h (for cones: V = ⅓πr²h); (3) Sphere: V = (4/3)πr³. They also practised converting between units (cm³, m³, litres: 1 litre = 1000 cm³). TEACHER NOTE: Emphasise the ⅓ factor conceptually — it is not arbitrary but emerges from the filling experiment. Ask learners: 'What would happen to the volume of a cone if you doubled the radius? Doubled the height?' (Doubling r quadruples volume; doubling h doubles it.) This builds proportional intuition for Lessons 7 and 8.</w:t>
+              <w:t xml:space="preserve">Learners learned the volume formulae for prisms (V = Base Area × h), pyramids and cones (V = ⅓ × Base Area × h), cylinders (V = πr²h), and spheres (V = 4/3 πr³). They discovered that the ⅓ factor arises because a cone or pyramid occupies exactly one-third of the space of a prism or cylinder with the same base and height. They learned to convert between m³ and litres (1 m³ = 1 000 L) and calculated that the cylindrical-hemispherical Kisumu tank holds approximately 5 030 litres — consistent with the manufacturer's 5 000-litre claim.</w:t>
             </w:r>
           </w:p>
         </w:tc>
@@ -1373,7 +1373,7 @@
                 <w:sz w:val="18"/>
                 <w:szCs w:val="18"/>
               </w:rPr>
-              <w:t xml:space="preserve">Volume answers 'how much can it hold' — the second half of the driving question. A cylindrical water storage tank in Kisumu with r = 1.5 m and h = 2 m holds V = π(1.5)²(2) ≈ 14.14 m³ = 14,140 litres. A conical grain storage bin holds ⅓ as much as a same-sized cylinder — relevant for a maize farmer in the Rift Valley choosing between bin shapes. Learners explained that the formula choice depends entirely on the base shape and whether the solid is a prism-type or pyramid-type, directly linking geometry to practical holding capacity.</w:t>
+              <w:t xml:space="preserve">Learners explained that the Kitale farmer's rectangular grain store holds approximately 3.8 times more maize than the conical store with the same base and height, because the cone's tapering shape means it occupies only one-third of an equivalent cylinder's volume. They further explained that the Kisumu tank manufacturer can engineer equal volumes (5 000 litres) into very different shapes — cylindrical-hemispherical vs. frustum — confirming that volume and surface area are mathematically independent properties, and that shape choice affects material cost (surface area) without necessarily changing storage capacity (volume).</w:t>
             </w:r>
           </w:p>
         </w:tc>
@@ -1458,7 +1458,7 @@
                 <w:sz w:val="18"/>
                 <w:szCs w:val="18"/>
               </w:rPr>
-              <w:t xml:space="preserve">Learners observed that a frustum of a cone can be reconstructed into a full cone by extending its sides to meet at an apex. They used similar-triangle proportions (with radii R and r and the frustum height h) to locate the apex and determine the heights of the large cone (H) and the small removed cone (H − h). They recorded the relationship R/r = H/(H − h) and confirmed it with a physical model or diagram. They observed that V_frustum = V_large cone − V_small cone.</w:t>
+              <w:t xml:space="preserve">Learners watched a YouTube video showing how the volume of a frustum is derived by subtracting the smaller removed cone's volume from the larger original cone's volume, pausing at two designated points to record and discuss the mathematical steps.</w:t>
             </w:r>
           </w:p>
         </w:tc>
@@ -1490,7 +1490,7 @@
                 <w:sz w:val="18"/>
                 <w:szCs w:val="18"/>
               </w:rPr>
-              <w:t xml:space="preserve">Learners derived and applied the volume formula for a frustum of a cone: V = (1/3)πh(R² + Rr + r²), obtained by computing V_large − V_small and simplifying algebraically using the proportional relationship between R, r, and H. They verified the formula with numerical examples (e.g., a frustum with R = 6 cm, r = 3 cm, h = 4 cm gives V = (1/3)π(4)(36 + 18 + 9) = 84π ≈ 263.9 cm³). TEACHER NOTE: Work through the algebraic derivation on the board in full — it is an excellent opportunity to reinforce algebraic manipulation skills. Many learners will need two passes through the similar-triangle proportion step before it is secure.</w:t>
+              <w:t xml:space="preserve">The volume of a frustum of a cone is given by V = (1/3)πh(R² + Rr + r²), derived from the difference of two cone volumes using similar-triangle proportionality. Learners applied this formula to calculate the volume of the Kisumu factory's frustum-shaped water tank and converted the result to litres to evaluate the manufacturer's 5,000-litre storage claim.</w:t>
             </w:r>
           </w:p>
         </w:tc>
@@ -1522,7 +1522,7 @@
                 <w:sz w:val="18"/>
                 <w:szCs w:val="18"/>
               </w:rPr>
-              <w:t xml:space="preserve">Frustum-of-cone volumes are essential for designing and calibrating containers with tapered profiles: water buckets, conical grain storage tanks, and industrial hoppers used in Kenyan food-processing factories (e.g., grain mills in Nakuru). A factory engineer designing a hopper that must hold exactly 500 litres of maize flour uses this formula to determine the required dimensions. Learners explained that the presence of both R² and Rr and r² in the formula means all three cross-section dimensions (both radii and the height) interact to determine capacity — no dimension can be ignored.</w:t>
+              <w:t xml:space="preserve">Learners explained, in their cumulative Tank Comparison Models, how the calculated volume of the frustum tank either confirms or challenges the manufacturer's advertised capacity of 5,000 litres, and identified that the composite cylinder-hemisphere tank's volume must still be calculated before a full comparison — and a complete answer to the driving question — can be made.</w:t>
             </w:r>
           </w:p>
         </w:tc>
@@ -1607,7 +1607,7 @@
                 <w:sz w:val="18"/>
                 <w:szCs w:val="18"/>
               </w:rPr>
-              <w:t xml:space="preserve">Learners observed a frustum of a square pyramid (truncated pyramid) and decomposed it mentally into: (i) the large original pyramid, and (ii) the small pyramid removed from the top. Using similar-shape reasoning, they established the relationship between the base sides a, b, and the heights H and (H − h). They recorded A₁ = a² (area of large base) and A₂ = b² (area of small top) and confirmed that √(A₁A₂) = ab (the geometric mean of the two base areas).</w:t>
+              <w:t xml:space="preserve">Learners observed a YouTube video demonstrating that a frustum of a pyramid can be formed by removing a smaller pyramid from a larger one, and that its volume is found by subtracting the two pyramid volumes — yielding the formula V = (h/3)(A₁ + A₂ + √(A₁A₂)). They saw this applied to frustum-shaped structures including grain stores and construction bases in Kenya.</w:t>
             </w:r>
           </w:p>
         </w:tc>
@@ -1639,7 +1639,7 @@
                 <w:sz w:val="18"/>
                 <w:szCs w:val="18"/>
               </w:rPr>
-              <w:t xml:space="preserve">Learners derived and applied the volume formula for a frustum of a pyramid: V = (h/3)(A₁ + A₂ + √(A₁A₂)), where A₁ and A₂ are the areas of the two parallel bases and h is the perpendicular height of the frustum. This formula is general — it applies to frustums of any pyramid (square, rectangular, or triangular base) provided A₁ and A₂ are computed correctly. TEACHER NOTE: Connect this formula explicitly to the cone frustum formula from Lesson 7 — they share the same structure. The term √(A₁A₂) is the geometric mean base area, analogous to the Rr term in the cone frustum formula.</w:t>
+              <w:t xml:space="preserve">Learners derived and applied the formula for the volume of a frustum of a pyramid: V = (h/3)(A₁ + A₂ + √(A₁A₂)), where A₁ and A₂ are the areas of the two parallel bases and h is the vertical height. They learned that this formula shares the same structural logic as the cone-frustum formula from Lesson 7, with circular cross-section areas (πr²) replaced by polygonal base areas.</w:t>
             </w:r>
           </w:p>
         </w:tc>
@@ -1671,7 +1671,7 @@
                 <w:sz w:val="18"/>
                 <w:szCs w:val="18"/>
               </w:rPr>
-              <w:t xml:space="preserve">Frustums of pyramids appear in large-scale Kenyan engineering contexts: the earthwork embankments of road cuttings (common along the Nairobi–Nakuru Highway), retaining walls with tapered cross-sections, and the traditional Nubian architecture influenced by ancient pyramidal forms. A civil engineer calculating the volume of soil to be excavated for a tapered foundation pit uses V = (h/3)(A₁ + A₂ + √(A₁A₂)). Learners explained that the geometric mean term √(A₁A₂) accounts for how the cross-section changes continuously between the two bases, not just abruptly.</w:t>
+              <w:t xml:space="preserve">Learners explained that the shape of a frustum of a pyramid determines both how much it can hold (volume) and — when combined with surface area calculations — how much material is needed to build it. They connected this to the Kisumu factory phenomenon by reasoning that manufacturers choose between frustum shapes (cone-based vs. pyramid-based) based on comparative volume-to-surface-area efficiency, a question they will fully resolve in Lessons 9 and 10.</w:t>
             </w:r>
           </w:p>
         </w:tc>
@@ -1756,7 +1756,7 @@
                 <w:sz w:val="18"/>
                 <w:szCs w:val="18"/>
               </w:rPr>
-              <w:t xml:space="preserve">Learners revisited the cylinder-hemisphere composite solid from Lesson 5 (now computing its volume, not its surface area). They identified the two component solids — a full cylinder of radius r and height h_c, and a hemisphere of radius r — and noted that the hemisphere sits on top of the cylinder. They observed that the total volume is simply the sum of the two parts, with no subtraction needed (unlike surface area, where shared faces must be removed). They recorded: V_cylinder = πr²h_c and V_hemisphere = (2/3)πr³.</w:t>
+              <w:t xml:space="preserve">Learners watched a video on composite solid volumes and observed how any composite solid can be decomposed into simple constituent shapes (e.g., cylinder + hemisphere, cone + cylinder). They observed the decomposition strategy applied step by step, and then applied it themselves to compute the volumes of both Kisumu factory tank designs.</w:t>
             </w:r>
           </w:p>
         </w:tc>
@@ -1788,7 +1788,7 @@
                 <w:sz w:val="18"/>
                 <w:szCs w:val="18"/>
               </w:rPr>
-              <w:t xml:space="preserve">Learners learned that: (a) V_composite = sum of component volumes (no subtraction for internal joins, unlike surface area); (b) V_cylinder-hemisphere = πr²h_c + (2/3)πr³; (c) substituting r = 0.9 m and h_c = 1.0 m gives V ≈ 2.545 + 1.527 ≈ 4.07 m³ ≈ 4,070 litres. They also practised computing volumes of other composite solids (e.g., a cone on top of a cylinder, a prism with a pyramidal roof). TEACHER NOTE: Explicitly contrast with Lesson 5 — surface area requires subtracting hidden faces; volume requires only addition. This conceptual distinction is a frequent exam trap.</w:t>
+              <w:t xml:space="preserve">Learners learned that: (a) the volume of a composite solid equals the sum of the volumes of its constituent parts; (b) the volume of the cylinder-hemisphere tank is V = πr²h + (2/3)πr³; (c) the volume of the frustum tank is V = (πh/3)(R² + Rr + r²); (d) both tanks hold approximately 5,000 litres (equal volumes) but have different surface areas — confirming that volume and surface area are independent properties of a solid.</w:t>
             </w:r>
           </w:p>
         </w:tc>
@@ -1820,7 +1820,7 @@
                 <w:sz w:val="18"/>
                 <w:szCs w:val="18"/>
               </w:rPr>
-              <w:t xml:space="preserve">The Kisumu Tank Mystery is resolved: the community tank holds approximately 4,070 litres. This volume calculation tells the water project engineer how many households can be served per refill. Learners explained that choosing a cylinder-hemisphere shape (rather than a pure cylinder) gives a slightly larger volume for the same height, because the dome adds volume above the cylinder. This lesson ties together the entire volume block and answers the 'how much can it hold' component of the driving question using a real Kenyan water-access scenario.</w:t>
+              <w:t xml:space="preserve">Learners explained — using a completed Comparison Table with actual computed values — that the frustum tank uses less metal sheet than the cylinder-hemisphere tank because it has a smaller surface area, even though both tanks hold exactly the same volume of water (5,000 litres). This explains the observation made by students at the Kisumu factory: shape determines how much material is needed (surface area) independently of how much water is stored (volume), and manufacturers strategically choose the frustum shape to reduce metal sheet consumption and lower production costs for rural households in Siaya County.</w:t>
             </w:r>
           </w:p>
         </w:tc>
@@ -1905,7 +1905,7 @@
                 <w:sz w:val="18"/>
                 <w:szCs w:val="18"/>
               </w:rPr>
-              <w:t xml:space="preserve">Learners examined two real Kenyan design scenarios side by side: (1) a cylindrical and a rectangular packaging box with identical volumes — and compared their surface areas; (2) a spherical water tank and a cubic water tank of equal volume — and compared their surface areas. They observed from calculations that the sphere requires less surface material than the cube for the same volume, and that a cylinder uses less material than a rectangular box for equivalent volume. Learners also reviewed all their model revisions from Lessons 1–9 and consolidated them into a single cumulative diagram.</w:t>
+              <w:t xml:space="preserve">Learners observed that three different solid shapes (a pure cylinder, a composite cylinder-hemisphere, and a frustum) can each hold exactly 5,000 litres (5 m³) of water while having significantly different outer surface areas. By calculating and comparing the surface area and associated metal sheet cost (at KSh 850/m²) for each design in the AquaFab Industries engineering task, learners directly observed that the frustum design produces the lowest surface area — and therefore the lowest manufacturing cost — for the same storage volume. They also observed, through the Gallery Walk, that different groups reached the same mathematical conclusion via different calculation pathways.</w:t>
             </w:r>
           </w:p>
         </w:tc>
@@ -1937,7 +1937,7 @@
                 <w:sz w:val="18"/>
                 <w:szCs w:val="18"/>
               </w:rPr>
-              <w:t xml:space="preserve">Learners learned that surface area and volume are independent properties — a solid's shape can be redesigned to preserve volume while reducing surface area (material efficiency) or to preserve surface area while increasing volume (capacity efficiency). Key principle: among all solids of a given volume, the sphere has the minimum surface area. They also reviewed all formulae from Lessons 1–9 in an organised reference table. TEACHER NOTE: Use this lesson to explicitly revisit every formula derived across the sub-strand — a formula consolidation table on the board (with derivation cues, not just final forms) is highly effective. Allow learners to self-correct their individual formula sheets.</w:t>
+              <w:t xml:space="preserve">Learners learned that surface area and volume are independent properties of a solid — a shape can be redesigned to hold the same volume while using less surface material by changing its geometry. They learned and applied the full set of surface area and volume formulas for cylinders, hemispheres, composite solids, and frustums in a multi-step real-world engineering context. They learned that manufacturers and engineers in Kenya strategically select solid shapes to minimise material cost while meeting capacity requirements, and they connected this mathematics to careers in water engineering, architecture, packaging design, and agricultural storage across Kenya.</w:t>
             </w:r>
           </w:p>
         </w:tc>
@@ -1969,7 +1969,7 @@
                 <w:sz w:val="18"/>
                 <w:szCs w:val="18"/>
               </w:rPr>
-              <w:t xml:space="preserve">The driving question is fully answered: shape determines both how much material is needed (surface area) and how much a solid can hold (volume). Kenyan engineers and manufacturers — from Bamburi Cement designing clinker storage silos, to Bidco packaging cooking oil, to water engineers in Marsabit designing community tanks — optimise shape to minimise cost and maximise capacity. A sphere minimises material for a given volume; a frustum-shaped bucket balances stackability, strength, and capacity. Learners presented their cumulative models showing how each lesson added one layer of understanding toward this complete, quantitative answer.</w:t>
+              <w:t xml:space="preserve">Learners can now fully explain the anchoring phenomenon: the frustum-shaped tank at the Kisumu factory uses less metal sheet than the composite cylinder-hemisphere tank for the same 5,000-litre volume because the frustum's geometry — specifically its sloping lateral surface, defined by slant height l = √[h² + (R−r)²], and the fact that its top opening is narrower (smaller r) than a full cylinder's top — results in a smaller total outer surface area. Volume and surface area are determined by different aspects of a solid's shape and dimensions; they do not change proportionally together. Engineers exploit this geometric independence to design cost-efficient, high-capacity storage structures.</w:t>
             </w:r>
           </w:p>
         </w:tc>
@@ -2093,7 +2093,7 @@
         </w:rPr>
         <w:t xml:space="preserve">© 2026 SeaVuria and ARES. This work is licensed under a </w:t>
       </w:r>
-      <w:hyperlink w:history="1" r:id="rIdcig153q2auumdbysz7fuq">
+      <w:hyperlink w:history="1" r:id="rIdmhtegtcgjzhsipzgjqpa3">
         <w:r>
           <w:rPr>
             <w:rFonts w:ascii="Arial" w:cs="Arial" w:eastAsia="Arial" w:hAnsi="Arial"/>
@@ -2113,7 +2113,7 @@
         </w:rPr>
         <w:t xml:space="preserve"> (</w:t>
       </w:r>
-      <w:hyperlink w:history="1" r:id="rIdlzd0lr8zqd0kesagsu2iz">
+      <w:hyperlink w:history="1" r:id="rId6df9nfnmbedysnztzld_8">
         <w:r>
           <w:rPr>
             <w:rFonts w:ascii="Arial" w:cs="Arial" w:eastAsia="Arial" w:hAnsi="Arial"/>
@@ -2133,7 +2133,7 @@
         </w:rPr>
         <w:t xml:space="preserve">). To view a copy of this license, visit </w:t>
       </w:r>
-      <w:hyperlink w:history="1" r:id="rIdcuhplh--wcnsfxhe4qhgj">
+      <w:hyperlink w:history="1" r:id="rIdhzpxmb21q8pknseltumsb">
         <w:r>
           <w:rPr>
             <w:rFonts w:ascii="Arial" w:cs="Arial" w:eastAsia="Arial" w:hAnsi="Arial"/>

--- a/data/outputs/v2/Maths/SS2.4_Surface_Area_and_Volume_of_Solids/Mathematics_Surface_Area_and_Volume_of_Solids_SummaryTable.docx
+++ b/data/outputs/v2/Maths/SS2.4_Surface_Area_and_Volume_of_Solids/Mathematics_Surface_Area_and_Volume_of_Solids_SummaryTable.docx
@@ -1192,7 +1192,7 @@
                 <w:sz w:val="18"/>
                 <w:szCs w:val="18"/>
               </w:rPr>
-              <w:t xml:space="preserve">Learners calculated that the cylinder-hemisphere water tank has a total exposed surface area of approximately 16.09 m² (5.12π m²), which is measurably larger than the frustum tank's surface area computed in Lessons 3–4 — even though both tanks hold exactly 5,000 litres of water. They learned that the composite surface area equals the sum of all component surface areas minus twice the area of each shared (hidden) face at a junction.</w:t>
+              <w:t xml:space="preserve">Learners calculated that the cylinder-hemisphere water tank has a total exposed surface area of approximately 16.09 m² (5.12π m²), which is measurably larger than the frustum tank's surface area computed in Lesson 3 — even though both tanks hold exactly 5,000 litres of water. They learned that the composite surface area equals the sum of all component surface areas minus twice the area of each shared (hidden) face at a junction.</w:t>
             </w:r>
           </w:p>
         </w:tc>
@@ -2093,7 +2093,7 @@
         </w:rPr>
         <w:t xml:space="preserve">© 2026 SeaVuria and ARES. This work is licensed under a </w:t>
       </w:r>
-      <w:hyperlink w:history="1" r:id="rIdmhtegtcgjzhsipzgjqpa3">
+      <w:hyperlink w:history="1" r:id="rIdp_gxgrg6dbgim04zbs7up">
         <w:r>
           <w:rPr>
             <w:rFonts w:ascii="Arial" w:cs="Arial" w:eastAsia="Arial" w:hAnsi="Arial"/>
@@ -2113,7 +2113,7 @@
         </w:rPr>
         <w:t xml:space="preserve"> (</w:t>
       </w:r>
-      <w:hyperlink w:history="1" r:id="rId6df9nfnmbedysnztzld_8">
+      <w:hyperlink w:history="1" r:id="rIde0aaanlrupskequlps9q-">
         <w:r>
           <w:rPr>
             <w:rFonts w:ascii="Arial" w:cs="Arial" w:eastAsia="Arial" w:hAnsi="Arial"/>
@@ -2133,7 +2133,7 @@
         </w:rPr>
         <w:t xml:space="preserve">). To view a copy of this license, visit </w:t>
       </w:r>
-      <w:hyperlink w:history="1" r:id="rIdhzpxmb21q8pknseltumsb">
+      <w:hyperlink w:history="1" r:id="rIdgect_as7v2cezchq1umnm">
         <w:r>
           <w:rPr>
             <w:rFonts w:ascii="Arial" w:cs="Arial" w:eastAsia="Arial" w:hAnsi="Arial"/>

--- a/data/outputs/v2/Maths/SS2.4_Surface_Area_and_Volume_of_Solids/Mathematics_Surface_Area_and_Volume_of_Solids_SummaryTable.docx
+++ b/data/outputs/v2/Maths/SS2.4_Surface_Area_and_Volume_of_Solids/Mathematics_Surface_Area_and_Volume_of_Solids_SummaryTable.docx
@@ -2093,7 +2093,7 @@
         </w:rPr>
         <w:t xml:space="preserve">© 2026 SeaVuria and ARES. This work is licensed under a </w:t>
       </w:r>
-      <w:hyperlink w:history="1" r:id="rIdp_gxgrg6dbgim04zbs7up">
+      <w:hyperlink w:history="1" r:id="rIdxmvx2mrfm9wiwezrbemy_">
         <w:r>
           <w:rPr>
             <w:rFonts w:ascii="Arial" w:cs="Arial" w:eastAsia="Arial" w:hAnsi="Arial"/>
@@ -2113,7 +2113,7 @@
         </w:rPr>
         <w:t xml:space="preserve"> (</w:t>
       </w:r>
-      <w:hyperlink w:history="1" r:id="rIde0aaanlrupskequlps9q-">
+      <w:hyperlink w:history="1" r:id="rIdqde1blofctnluuh-0czun">
         <w:r>
           <w:rPr>
             <w:rFonts w:ascii="Arial" w:cs="Arial" w:eastAsia="Arial" w:hAnsi="Arial"/>
@@ -2133,7 +2133,7 @@
         </w:rPr>
         <w:t xml:space="preserve">). To view a copy of this license, visit </w:t>
       </w:r>
-      <w:hyperlink w:history="1" r:id="rIdgect_as7v2cezchq1umnm">
+      <w:hyperlink w:history="1" r:id="rIdxx1roiobxnipkujawu_mv">
         <w:r>
           <w:rPr>
             <w:rFonts w:ascii="Arial" w:cs="Arial" w:eastAsia="Arial" w:hAnsi="Arial"/>

--- a/data/outputs/v2/Maths/SS2.4_Surface_Area_and_Volume_of_Solids/Mathematics_Surface_Area_and_Volume_of_Solids_SummaryTable.docx
+++ b/data/outputs/v2/Maths/SS2.4_Surface_Area_and_Volume_of_Solids/Mathematics_Surface_Area_and_Volume_of_Solids_SummaryTable.docx
@@ -2093,7 +2093,7 @@
         </w:rPr>
         <w:t xml:space="preserve">© 2026 SeaVuria and ARES. This work is licensed under a </w:t>
       </w:r>
-      <w:hyperlink w:history="1" r:id="rIdxmvx2mrfm9wiwezrbemy_">
+      <w:hyperlink w:history="1" r:id="rIdf1uagieo7wls9bfgadqyg">
         <w:r>
           <w:rPr>
             <w:rFonts w:ascii="Arial" w:cs="Arial" w:eastAsia="Arial" w:hAnsi="Arial"/>
@@ -2113,7 +2113,7 @@
         </w:rPr>
         <w:t xml:space="preserve"> (</w:t>
       </w:r>
-      <w:hyperlink w:history="1" r:id="rIdqde1blofctnluuh-0czun">
+      <w:hyperlink w:history="1" r:id="rIdjug_nqcefy79x7dmqjokk">
         <w:r>
           <w:rPr>
             <w:rFonts w:ascii="Arial" w:cs="Arial" w:eastAsia="Arial" w:hAnsi="Arial"/>
@@ -2133,7 +2133,7 @@
         </w:rPr>
         <w:t xml:space="preserve">). To view a copy of this license, visit </w:t>
       </w:r>
-      <w:hyperlink w:history="1" r:id="rIdxx1roiobxnipkujawu_mv">
+      <w:hyperlink w:history="1" r:id="rIdu6jmm3ignotdgetl-5vxt">
         <w:r>
           <w:rPr>
             <w:rFonts w:ascii="Arial" w:cs="Arial" w:eastAsia="Arial" w:hAnsi="Arial"/>

--- a/data/outputs/v2/Maths/SS2.4_Surface_Area_and_Volume_of_Solids/Mathematics_Surface_Area_and_Volume_of_Solids_SummaryTable.docx
+++ b/data/outputs/v2/Maths/SS2.4_Surface_Area_and_Volume_of_Solids/Mathematics_Surface_Area_and_Volume_of_Solids_SummaryTable.docx
@@ -2093,7 +2093,7 @@
         </w:rPr>
         <w:t xml:space="preserve">© 2026 SeaVuria and ARES. This work is licensed under a </w:t>
       </w:r>
-      <w:hyperlink w:history="1" r:id="rIdf1uagieo7wls9bfgadqyg">
+      <w:hyperlink w:history="1" r:id="rIdiid7zpg0xiu9ghiyodeub">
         <w:r>
           <w:rPr>
             <w:rFonts w:ascii="Arial" w:cs="Arial" w:eastAsia="Arial" w:hAnsi="Arial"/>
@@ -2113,7 +2113,7 @@
         </w:rPr>
         <w:t xml:space="preserve"> (</w:t>
       </w:r>
-      <w:hyperlink w:history="1" r:id="rIdjug_nqcefy79x7dmqjokk">
+      <w:hyperlink w:history="1" r:id="rIddzrp3h7w9ebwejgvyq053">
         <w:r>
           <w:rPr>
             <w:rFonts w:ascii="Arial" w:cs="Arial" w:eastAsia="Arial" w:hAnsi="Arial"/>
@@ -2133,7 +2133,7 @@
         </w:rPr>
         <w:t xml:space="preserve">). To view a copy of this license, visit </w:t>
       </w:r>
-      <w:hyperlink w:history="1" r:id="rIdu6jmm3ignotdgetl-5vxt">
+      <w:hyperlink w:history="1" r:id="rIdu-j4mfreqj5fcccx2c3w5">
         <w:r>
           <w:rPr>
             <w:rFonts w:ascii="Arial" w:cs="Arial" w:eastAsia="Arial" w:hAnsi="Arial"/>

--- a/data/outputs/v2/Maths/SS2.4_Surface_Area_and_Volume_of_Solids/Mathematics_Surface_Area_and_Volume_of_Solids_SummaryTable.docx
+++ b/data/outputs/v2/Maths/SS2.4_Surface_Area_and_Volume_of_Solids/Mathematics_Surface_Area_and_Volume_of_Solids_SummaryTable.docx
@@ -4,6 +4,7 @@
   <w:body>
     <w:p>
       <w:pPr>
+        <w:keepNext w:val="false"/>
         <w:spacing w:after="30" w:before="0"/>
         <w:jc w:val="center"/>
       </w:pPr>
@@ -23,6 +24,7 @@
     </w:p>
     <w:p>
       <w:pPr>
+        <w:keepNext w:val="false"/>
         <w:spacing w:after="60" w:before="0"/>
         <w:jc w:val="center"/>
       </w:pPr>
@@ -81,6 +83,7 @@
           </w:tcPr>
           <w:p>
             <w:pPr>
+              <w:keepNext w:val="false"/>
               <w:spacing w:after="40" w:before="0"/>
               <w:jc w:val="center"/>
             </w:pPr>
@@ -115,6 +118,7 @@
           </w:tcPr>
           <w:p>
             <w:pPr>
+              <w:keepNext w:val="false"/>
               <w:spacing w:after="40" w:before="0"/>
               <w:jc w:val="left"/>
             </w:pPr>
@@ -147,6 +151,7 @@
           </w:tcPr>
           <w:p>
             <w:pPr>
+              <w:keepNext w:val="false"/>
               <w:spacing w:after="40" w:before="0"/>
               <w:jc w:val="left"/>
             </w:pPr>
@@ -181,6 +186,7 @@
           </w:tcPr>
           <w:p>
             <w:pPr>
+              <w:keepNext w:val="false"/>
               <w:spacing w:after="40" w:before="0"/>
               <w:jc w:val="left"/>
             </w:pPr>
@@ -213,6 +219,7 @@
           </w:tcPr>
           <w:p>
             <w:pPr>
+              <w:keepNext w:val="false"/>
               <w:spacing w:after="40" w:before="0"/>
               <w:jc w:val="left"/>
             </w:pPr>
@@ -273,6 +280,7 @@
           </w:tcPr>
           <w:p>
             <w:pPr>
+              <w:keepNext w:val="false"/>
               <w:spacing w:after="40" w:before="0"/>
               <w:jc w:val="center"/>
             </w:pPr>
@@ -307,6 +315,7 @@
           </w:tcPr>
           <w:p>
             <w:pPr>
+              <w:keepNext w:val="false"/>
               <w:spacing w:after="40" w:before="0"/>
               <w:jc w:val="left"/>
             </w:pPr>
@@ -369,6 +378,7 @@
           </w:tcPr>
           <w:p>
             <w:pPr>
+              <w:keepNext w:val="false"/>
               <w:spacing w:after="40" w:before="0"/>
               <w:jc w:val="left"/>
             </w:pPr>
@@ -401,6 +411,7 @@
           </w:tcPr>
           <w:p>
             <w:pPr>
+              <w:keepNext w:val="false"/>
               <w:spacing w:after="40" w:before="0"/>
               <w:jc w:val="left"/>
             </w:pPr>
@@ -433,6 +444,7 @@
           </w:tcPr>
           <w:p>
             <w:pPr>
+              <w:keepNext w:val="false"/>
               <w:spacing w:after="40" w:before="0"/>
               <w:jc w:val="left"/>
             </w:pPr>
@@ -465,6 +477,7 @@
           </w:tcPr>
           <w:p>
             <w:pPr>
+              <w:keepNext w:val="false"/>
               <w:spacing w:after="40" w:before="0"/>
               <w:jc w:val="left"/>
             </w:pPr>
@@ -499,6 +512,7 @@
           </w:tcPr>
           <w:p>
             <w:pPr>
+              <w:keepNext w:val="false"/>
               <w:spacing w:after="40" w:before="0"/>
               <w:jc w:val="left"/>
             </w:pPr>
@@ -518,6 +532,7 @@
           </w:p>
           <w:p>
             <w:pPr>
+              <w:keepNext w:val="false"/>
               <w:spacing w:after="40" w:before="0"/>
               <w:jc w:val="left"/>
             </w:pPr>
@@ -550,6 +565,7 @@
           </w:tcPr>
           <w:p>
             <w:pPr>
+              <w:keepNext w:val="false"/>
               <w:spacing w:after="40" w:before="0"/>
               <w:jc w:val="left"/>
             </w:pPr>
@@ -582,6 +598,7 @@
           </w:tcPr>
           <w:p>
             <w:pPr>
+              <w:keepNext w:val="false"/>
               <w:spacing w:after="40" w:before="0"/>
               <w:jc w:val="left"/>
             </w:pPr>
@@ -614,6 +631,7 @@
           </w:tcPr>
           <w:p>
             <w:pPr>
+              <w:keepNext w:val="false"/>
               <w:spacing w:after="40" w:before="0"/>
               <w:jc w:val="left"/>
             </w:pPr>
@@ -648,6 +666,7 @@
           </w:tcPr>
           <w:p>
             <w:pPr>
+              <w:keepNext w:val="false"/>
               <w:spacing w:after="40" w:before="0"/>
               <w:jc w:val="left"/>
             </w:pPr>
@@ -667,6 +686,7 @@
           </w:p>
           <w:p>
             <w:pPr>
+              <w:keepNext w:val="false"/>
               <w:spacing w:after="40" w:before="0"/>
               <w:jc w:val="left"/>
             </w:pPr>
@@ -699,6 +719,7 @@
           </w:tcPr>
           <w:p>
             <w:pPr>
+              <w:keepNext w:val="false"/>
               <w:spacing w:after="40" w:before="0"/>
               <w:jc w:val="left"/>
             </w:pPr>
@@ -731,6 +752,7 @@
           </w:tcPr>
           <w:p>
             <w:pPr>
+              <w:keepNext w:val="false"/>
               <w:spacing w:after="40" w:before="0"/>
               <w:jc w:val="left"/>
             </w:pPr>
@@ -763,6 +785,7 @@
           </w:tcPr>
           <w:p>
             <w:pPr>
+              <w:keepNext w:val="false"/>
               <w:spacing w:after="40" w:before="0"/>
               <w:jc w:val="left"/>
             </w:pPr>
@@ -797,6 +820,7 @@
           </w:tcPr>
           <w:p>
             <w:pPr>
+              <w:keepNext w:val="false"/>
               <w:spacing w:after="40" w:before="0"/>
               <w:jc w:val="left"/>
             </w:pPr>
@@ -816,6 +840,7 @@
           </w:p>
           <w:p>
             <w:pPr>
+              <w:keepNext w:val="false"/>
               <w:spacing w:after="40" w:before="0"/>
               <w:jc w:val="left"/>
             </w:pPr>
@@ -848,6 +873,7 @@
           </w:tcPr>
           <w:p>
             <w:pPr>
+              <w:keepNext w:val="false"/>
               <w:spacing w:after="40" w:before="0"/>
               <w:jc w:val="left"/>
             </w:pPr>
@@ -880,6 +906,7 @@
           </w:tcPr>
           <w:p>
             <w:pPr>
+              <w:keepNext w:val="false"/>
               <w:spacing w:after="40" w:before="0"/>
               <w:jc w:val="left"/>
             </w:pPr>
@@ -912,6 +939,7 @@
           </w:tcPr>
           <w:p>
             <w:pPr>
+              <w:keepNext w:val="false"/>
               <w:spacing w:after="40" w:before="0"/>
               <w:jc w:val="left"/>
             </w:pPr>
@@ -946,6 +974,7 @@
           </w:tcPr>
           <w:p>
             <w:pPr>
+              <w:keepNext w:val="false"/>
               <w:spacing w:after="40" w:before="0"/>
               <w:jc w:val="left"/>
             </w:pPr>
@@ -965,6 +994,7 @@
           </w:p>
           <w:p>
             <w:pPr>
+              <w:keepNext w:val="false"/>
               <w:spacing w:after="40" w:before="0"/>
               <w:jc w:val="left"/>
             </w:pPr>
@@ -997,6 +1027,7 @@
           </w:tcPr>
           <w:p>
             <w:pPr>
+              <w:keepNext w:val="false"/>
               <w:spacing w:after="40" w:before="0"/>
               <w:jc w:val="left"/>
             </w:pPr>
@@ -1029,6 +1060,7 @@
           </w:tcPr>
           <w:p>
             <w:pPr>
+              <w:keepNext w:val="false"/>
               <w:spacing w:after="40" w:before="0"/>
               <w:jc w:val="left"/>
             </w:pPr>
@@ -1061,6 +1093,7 @@
           </w:tcPr>
           <w:p>
             <w:pPr>
+              <w:keepNext w:val="false"/>
               <w:spacing w:after="40" w:before="0"/>
               <w:jc w:val="left"/>
             </w:pPr>
@@ -1095,6 +1128,7 @@
           </w:tcPr>
           <w:p>
             <w:pPr>
+              <w:keepNext w:val="false"/>
               <w:spacing w:after="40" w:before="0"/>
               <w:jc w:val="left"/>
             </w:pPr>
@@ -1114,6 +1148,7 @@
           </w:p>
           <w:p>
             <w:pPr>
+              <w:keepNext w:val="false"/>
               <w:spacing w:after="40" w:before="0"/>
               <w:jc w:val="left"/>
             </w:pPr>
@@ -1146,6 +1181,7 @@
           </w:tcPr>
           <w:p>
             <w:pPr>
+              <w:keepNext w:val="false"/>
               <w:spacing w:after="40" w:before="0"/>
               <w:jc w:val="left"/>
             </w:pPr>
@@ -1178,6 +1214,7 @@
           </w:tcPr>
           <w:p>
             <w:pPr>
+              <w:keepNext w:val="false"/>
               <w:spacing w:after="40" w:before="0"/>
               <w:jc w:val="left"/>
             </w:pPr>
@@ -1210,6 +1247,7 @@
           </w:tcPr>
           <w:p>
             <w:pPr>
+              <w:keepNext w:val="false"/>
               <w:spacing w:after="40" w:before="0"/>
               <w:jc w:val="left"/>
             </w:pPr>
@@ -1244,6 +1282,7 @@
           </w:tcPr>
           <w:p>
             <w:pPr>
+              <w:keepNext w:val="false"/>
               <w:spacing w:after="40" w:before="0"/>
               <w:jc w:val="left"/>
             </w:pPr>
@@ -1263,6 +1302,7 @@
           </w:p>
           <w:p>
             <w:pPr>
+              <w:keepNext w:val="false"/>
               <w:spacing w:after="40" w:before="0"/>
               <w:jc w:val="left"/>
             </w:pPr>
@@ -1295,6 +1335,7 @@
           </w:tcPr>
           <w:p>
             <w:pPr>
+              <w:keepNext w:val="false"/>
               <w:spacing w:after="40" w:before="0"/>
               <w:jc w:val="left"/>
             </w:pPr>
@@ -1327,6 +1368,7 @@
           </w:tcPr>
           <w:p>
             <w:pPr>
+              <w:keepNext w:val="false"/>
               <w:spacing w:after="40" w:before="0"/>
               <w:jc w:val="left"/>
             </w:pPr>
@@ -1359,6 +1401,7 @@
           </w:tcPr>
           <w:p>
             <w:pPr>
+              <w:keepNext w:val="false"/>
               <w:spacing w:after="40" w:before="0"/>
               <w:jc w:val="left"/>
             </w:pPr>
@@ -1393,6 +1436,7 @@
           </w:tcPr>
           <w:p>
             <w:pPr>
+              <w:keepNext w:val="false"/>
               <w:spacing w:after="40" w:before="0"/>
               <w:jc w:val="left"/>
             </w:pPr>
@@ -1412,6 +1456,7 @@
           </w:p>
           <w:p>
             <w:pPr>
+              <w:keepNext w:val="false"/>
               <w:spacing w:after="40" w:before="0"/>
               <w:jc w:val="left"/>
             </w:pPr>
@@ -1444,6 +1489,7 @@
           </w:tcPr>
           <w:p>
             <w:pPr>
+              <w:keepNext w:val="false"/>
               <w:spacing w:after="40" w:before="0"/>
               <w:jc w:val="left"/>
             </w:pPr>
@@ -1476,6 +1522,7 @@
           </w:tcPr>
           <w:p>
             <w:pPr>
+              <w:keepNext w:val="false"/>
               <w:spacing w:after="40" w:before="0"/>
               <w:jc w:val="left"/>
             </w:pPr>
@@ -1508,6 +1555,7 @@
           </w:tcPr>
           <w:p>
             <w:pPr>
+              <w:keepNext w:val="false"/>
               <w:spacing w:after="40" w:before="0"/>
               <w:jc w:val="left"/>
             </w:pPr>
@@ -1542,6 +1590,7 @@
           </w:tcPr>
           <w:p>
             <w:pPr>
+              <w:keepNext w:val="false"/>
               <w:spacing w:after="40" w:before="0"/>
               <w:jc w:val="left"/>
             </w:pPr>
@@ -1561,6 +1610,7 @@
           </w:p>
           <w:p>
             <w:pPr>
+              <w:keepNext w:val="false"/>
               <w:spacing w:after="40" w:before="0"/>
               <w:jc w:val="left"/>
             </w:pPr>
@@ -1593,6 +1643,7 @@
           </w:tcPr>
           <w:p>
             <w:pPr>
+              <w:keepNext w:val="false"/>
               <w:spacing w:after="40" w:before="0"/>
               <w:jc w:val="left"/>
             </w:pPr>
@@ -1625,6 +1676,7 @@
           </w:tcPr>
           <w:p>
             <w:pPr>
+              <w:keepNext w:val="false"/>
               <w:spacing w:after="40" w:before="0"/>
               <w:jc w:val="left"/>
             </w:pPr>
@@ -1657,6 +1709,7 @@
           </w:tcPr>
           <w:p>
             <w:pPr>
+              <w:keepNext w:val="false"/>
               <w:spacing w:after="40" w:before="0"/>
               <w:jc w:val="left"/>
             </w:pPr>
@@ -1691,6 +1744,7 @@
           </w:tcPr>
           <w:p>
             <w:pPr>
+              <w:keepNext w:val="false"/>
               <w:spacing w:after="40" w:before="0"/>
               <w:jc w:val="left"/>
             </w:pPr>
@@ -1710,6 +1764,7 @@
           </w:p>
           <w:p>
             <w:pPr>
+              <w:keepNext w:val="false"/>
               <w:spacing w:after="40" w:before="0"/>
               <w:jc w:val="left"/>
             </w:pPr>
@@ -1742,6 +1797,7 @@
           </w:tcPr>
           <w:p>
             <w:pPr>
+              <w:keepNext w:val="false"/>
               <w:spacing w:after="40" w:before="0"/>
               <w:jc w:val="left"/>
             </w:pPr>
@@ -1774,6 +1830,7 @@
           </w:tcPr>
           <w:p>
             <w:pPr>
+              <w:keepNext w:val="false"/>
               <w:spacing w:after="40" w:before="0"/>
               <w:jc w:val="left"/>
             </w:pPr>
@@ -1806,6 +1863,7 @@
           </w:tcPr>
           <w:p>
             <w:pPr>
+              <w:keepNext w:val="false"/>
               <w:spacing w:after="40" w:before="0"/>
               <w:jc w:val="left"/>
             </w:pPr>
@@ -1840,6 +1898,7 @@
           </w:tcPr>
           <w:p>
             <w:pPr>
+              <w:keepNext w:val="false"/>
               <w:spacing w:after="40" w:before="0"/>
               <w:jc w:val="left"/>
             </w:pPr>
@@ -1859,6 +1918,7 @@
           </w:p>
           <w:p>
             <w:pPr>
+              <w:keepNext w:val="false"/>
               <w:spacing w:after="40" w:before="0"/>
               <w:jc w:val="left"/>
             </w:pPr>
@@ -1891,6 +1951,7 @@
           </w:tcPr>
           <w:p>
             <w:pPr>
+              <w:keepNext w:val="false"/>
               <w:spacing w:after="40" w:before="0"/>
               <w:jc w:val="left"/>
             </w:pPr>
@@ -1923,6 +1984,7 @@
           </w:tcPr>
           <w:p>
             <w:pPr>
+              <w:keepNext w:val="false"/>
               <w:spacing w:after="40" w:before="0"/>
               <w:jc w:val="left"/>
             </w:pPr>
@@ -1955,6 +2017,7 @@
           </w:tcPr>
           <w:p>
             <w:pPr>
+              <w:keepNext w:val="false"/>
               <w:spacing w:after="40" w:before="0"/>
               <w:jc w:val="left"/>
             </w:pPr>
@@ -2093,7 +2156,7 @@
         </w:rPr>
         <w:t xml:space="preserve">© 2026 SeaVuria and ARES. This work is licensed under a </w:t>
       </w:r>
-      <w:hyperlink w:history="1" r:id="rIdiid7zpg0xiu9ghiyodeub">
+      <w:hyperlink w:history="1" r:id="rIdyjtqocrayqnzy5caiickn">
         <w:r>
           <w:rPr>
             <w:rFonts w:ascii="Arial" w:cs="Arial" w:eastAsia="Arial" w:hAnsi="Arial"/>
@@ -2113,7 +2176,7 @@
         </w:rPr>
         <w:t xml:space="preserve"> (</w:t>
       </w:r>
-      <w:hyperlink w:history="1" r:id="rIddzrp3h7w9ebwejgvyq053">
+      <w:hyperlink w:history="1" r:id="rIdspiyysbeeiwmuiyocrszb">
         <w:r>
           <w:rPr>
             <w:rFonts w:ascii="Arial" w:cs="Arial" w:eastAsia="Arial" w:hAnsi="Arial"/>
@@ -2133,7 +2196,7 @@
         </w:rPr>
         <w:t xml:space="preserve">). To view a copy of this license, visit </w:t>
       </w:r>
-      <w:hyperlink w:history="1" r:id="rIdu-j4mfreqj5fcccx2c3w5">
+      <w:hyperlink w:history="1" r:id="rIdikw9v7enss04wxfrqtskq">
         <w:r>
           <w:rPr>
             <w:rFonts w:ascii="Arial" w:cs="Arial" w:eastAsia="Arial" w:hAnsi="Arial"/>

--- a/data/outputs/v2/Maths/SS2.4_Surface_Area_and_Volume_of_Solids/Mathematics_Surface_Area_and_Volume_of_Solids_SummaryTable.docx
+++ b/data/outputs/v2/Maths/SS2.4_Surface_Area_and_Volume_of_Solids/Mathematics_Surface_Area_and_Volume_of_Solids_SummaryTable.docx
@@ -2156,7 +2156,7 @@
         </w:rPr>
         <w:t xml:space="preserve">© 2026 SeaVuria and ARES. This work is licensed under a </w:t>
       </w:r>
-      <w:hyperlink w:history="1" r:id="rIdyjtqocrayqnzy5caiickn">
+      <w:hyperlink w:history="1" r:id="rId6zsvzsns8hx3n2b_tpxct">
         <w:r>
           <w:rPr>
             <w:rFonts w:ascii="Arial" w:cs="Arial" w:eastAsia="Arial" w:hAnsi="Arial"/>
@@ -2176,7 +2176,7 @@
         </w:rPr>
         <w:t xml:space="preserve"> (</w:t>
       </w:r>
-      <w:hyperlink w:history="1" r:id="rIdspiyysbeeiwmuiyocrszb">
+      <w:hyperlink w:history="1" r:id="rId5u5ibajiijirkywikavw4">
         <w:r>
           <w:rPr>
             <w:rFonts w:ascii="Arial" w:cs="Arial" w:eastAsia="Arial" w:hAnsi="Arial"/>
@@ -2196,7 +2196,7 @@
         </w:rPr>
         <w:t xml:space="preserve">). To view a copy of this license, visit </w:t>
       </w:r>
-      <w:hyperlink w:history="1" r:id="rIdikw9v7enss04wxfrqtskq">
+      <w:hyperlink w:history="1" r:id="rIdqbvxun-qxoj-hitp5iitg">
         <w:r>
           <w:rPr>
             <w:rFonts w:ascii="Arial" w:cs="Arial" w:eastAsia="Arial" w:hAnsi="Arial"/>
